--- a/example_articles/states/Colorado/4.states_Colorado_Other_publisher.docx
+++ b/example_articles/states/Colorado/4.states_Colorado_Other_publisher.docx
@@ -27,17 +27,17 @@
     </w:p>
     <w:p>
       <w:r>
-        <w:t>Source File: Other publishers/Files (500) (20).DOCX</w:t>
+        <w:t>Source file: Other publishers/Files (500) (20).DOCX</w:t>
       </w:r>
     </w:p>
     <w:p>
       <w:r>
-        <w:t>Raw locations result: ['Colorado']</w:t>
+        <w:t>Raw locations result, 'locations': ['Colorado']</w:t>
       </w:r>
     </w:p>
     <w:p>
       <w:r>
-        <w:t>states_stand_flat (Standardized): Colorado</w:t>
+        <w:t>Standardized locations result, 'states_stand_flat': Colorado</w:t>
       </w:r>
     </w:p>
     <w:p>

--- a/example_articles/states/Colorado/4.states_Colorado_Other_publisher.docx
+++ b/example_articles/states/Colorado/4.states_Colorado_Other_publisher.docx
@@ -7,7 +7,7 @@
         <w:pStyle w:val="Heading1"/>
       </w:pPr>
       <w:r>
-        <w:t>UPS strike lesson: There were no winners</w:t>
+        <w:t>For openers, 'Closer' has the cast, but falls short when it comes to writers</w:t>
       </w:r>
     </w:p>
     <w:p>
@@ -17,17 +17,17 @@
     </w:p>
     <w:p>
       <w:r>
-        <w:t>Date: 1997-08-25</w:t>
+        <w:t>Date: 1998-02-18</w:t>
       </w:r>
     </w:p>
     <w:p>
       <w:r>
-        <w:t>Section: NEWS;</w:t>
+        <w:t>Section: FoodPlus;</w:t>
       </w:r>
     </w:p>
     <w:p>
       <w:r>
-        <w:t>Source file: Other publishers/Files (500) (20).DOCX</w:t>
+        <w:t>Source file: Other publishers/Files (500) (26).DOCX</w:t>
       </w:r>
     </w:p>
     <w:p>
@@ -49,117 +49,49 @@
     </w:p>
     <w:p>
       <w:r>
-        <w:t>We have emerged from the most devastating few weeks in the history</w:t>
+        <w:t>In the TV world, midseason arrives a little later than usual this year.</w:t>
         <w:br/>
-        <w:t>of our company. Much has been said and written about a strike</w:t>
+        <w:t>Must be El Nino again.</w:t>
         <w:br/>
-        <w:t>that has been called the biggest and most significant in a quarter</w:t>
+        <w:t>Make that El Nino combined with the Winter Olympics. With the major networks figuring that CBS had a lock on February sweeps with its coverage of the Nagano games - figuring wrong, as it turned out - they delayed most midseason replacement series until March.</w:t>
         <w:br/>
-        <w:t>of a century. The sound bites, the rhetoric and the pictures of</w:t>
+        <w:t>Right about now, having had my fill of the judging scandal in Olympic ice dancing, I'd welcome just about any new show to the prime-time schedule - although I'd probably draw the line at a sitcom starring Tony Danza, John Ritter and Betty White.</w:t>
         <w:br/>
-        <w:t>America's favorite workers on the picket lines made for incredible</w:t>
+        <w:t>In any case, after the Olympics comes the deluge. In March, NBC unveils "House Rules," a new sitcom starring the likable Maria Pitillo of the failed Fox show "Partners," and "Lateline," a "Nightline" spoof put together by Al Franken. ABC responds with the working-class sitcom "These Are the Days," and Fox chimes in with the aptly named "Two Guys, a Girl and a Pizza Place" and the new twentysomething drama "Significant Others." Warner Bros. and the United Paramount Network have new shows in the chute as well.</w:t>
         <w:br/>
-        <w:t>drama.</w:t>
+        <w:t>But CBS tries to retain the initiative by trotting out its two big new shows next week, almost immediately after the Olympic closing ceremonies in Japan.</w:t>
         <w:br/>
-        <w:t>By now it should be apparent to most that the strike against UPS</w:t>
+        <w:t>"The Closer," featuring Tom Selleck's return to series television, debuts at 8 p.m. Monday, giving CBS a block of guy sitcoms to go up against NBC's gal-pal lineup. "Four Corners," a new Western-flavored drama starring Ann-Margret, follows on Tuesday.</w:t>
         <w:br/>
-        <w:t>was motivated in part by issues other than the welfare of UPS</w:t>
+        <w:t>With February sweeps still running their course, that means a logjam develops next week, when I'll be looking at the new "American Experience" miniseries on Ronald Reagan on Monday. So I'll offer a sneak peek at "The Closer" today.</w:t>
         <w:br/>
-        <w:t>employees.</w:t>
+        <w:t>"Four Corners" I'll get to after its debut, but as for "The Closer" I can offer this review in miniature: new CBS show, same CBS problems.</w:t>
         <w:br/>
-        <w:t>Unbelievably, just days after the strike ended, we learned of</w:t>
+        <w:t>CBS President Les Moonves has tried to rebuild the network around established stars. Sometimes that has worked (if only barely), as with Bill Cosby's new sitcom. Sometimes it has failed, as with Ted Danson's "Ink" last year and Danny Aiello's "Dellaventura" this year. Then there are the mixed blessings, like Don Johnson's "Nash Bridges" and Bob Newhart's "George &amp; Leo."</w:t>
         <w:br/>
-        <w:t>the federal government's decision to overturn the election of</w:t>
+        <w:t>Consider "The Closer" a mixed blessing. Like Newhart's teaming with Judd Hirsch in "George &amp; Leo," "The Closer" matches up Selleck with a talented cast, including TV veteran Ed Asner and TV newcomer Penelope Ann Miller.</w:t>
         <w:br/>
-        <w:t>Ron Carey as Teamsters president. Had that announcement been made</w:t>
+        <w:t>Unfortunately, after shelling out what must have been big bucks to put together that impressive group, Moonves apparently had nothing left to hire a writing staff. In Monday's debut, Selleck, Asner and Miller all have to dig for laughs where there are none in the script. The pace is fast, the direction is fluid, the acting is enjoyable; it's just that there aren't any real jokes.</w:t>
         <w:br/>
-        <w:t>prior to the July 31 expiration of our contract with the union,</w:t>
+        <w:t>In fact, the quality of the writing stoops so low, Asner has to resort to saying the word "ass" for yuks in the first 30 seconds, and Selleck soon adds to that witty repartee by comparing his life to a "big crap sandwich."</w:t>
         <w:br/>
-        <w:t>the negotiations might have been changed significantly, and our</w:t>
+        <w:t>Oh, how the mighty have fallen.</w:t>
         <w:br/>
-        <w:t>people, customers and the American public might have been spared</w:t>
+        <w:t>For all that, "The Closer" remains - yes, that worst of all possible things on TV -  a promising show. Selleck is charming</w:t>
         <w:br/>
-        <w:t>a costly strike.</w:t>
+        <w:t xml:space="preserve"> and manipulative as the title character, an advertising executive with a flair for hooking clients. Monday's debut finds him fired from his big-agency gig after he loses the ad account for the U.S. Army. (It seems he couldn't resist thrashing the president on the golf course.) So he takes his "team" and starts his own firm.</w:t>
         <w:br/>
-        <w:t>But they weren't. So observers are left to muse on who were the</w:t>
+        <w:t>Asner plays a variation on Lou Grant as the veteran ad man Dobbs, gruff but with a hidden heart. Miller is Erica, a former New York City accountant and Seven Sisters alumna distressed to find herself working in the "boonies" of Denver.</w:t>
         <w:br/>
-        <w:t>winners and losers. Our view is simple. There were no winners</w:t>
+        <w:t>The cast is filled out in predictabe form by Suzy Nakamura as the cynical, knowing Asian woman and David Krumholtz as the young nebbish.</w:t>
         <w:br/>
-        <w:t>in this strike. Our customers suffered damage to their businesses,</w:t>
+        <w:t>Krumholtz's Bruno is not gay, at least not at first glance. In that, "The Closer" bucks the current trend in television. Otherwise, however, it's a by-the-numbers sitcom.</w:t>
         <w:br/>
-        <w:t>and many were forced to lay off their own employees during the</w:t>
+        <w:t>What's promising about it? Well, for one thing, three of the numbers are filled with Selleck, Asner and Miller. For another, Hedy Burress plays Selleck's mirror-image daughter, Alex, a master manipulator of the master manipulator. Also, a viewer hopes the show can make good use of Michael McKean ("Laverne &amp; Shirley," "This Is Spinal Tap"), who doesn't quite get the chance he needs to steal a couple of scenes as a rival ad exec in Monday's debut, but who comes close enough to merit more attention.</w:t>
         <w:br/>
-        <w:t>work stoppage. UPS lost more than $ 600 million in revenues. It</w:t>
+        <w:t>So "The Closer" is just good enough to keep dragging a viewer back - against his or her better judgment - from week to week. In that, it is the perfect lead-in for "George &amp; Leo."</w:t>
         <w:br/>
-        <w:t>will take more than a full year for the wage increase won by our</w:t>
-        <w:br/>
-        <w:t>employees to make up for their lost wages during the strike. Even</w:t>
-        <w:br/>
-        <w:t>worse, many of the employees who went on strike have no job to</w:t>
-        <w:br/>
-        <w:t>come back to, due to the loss of customers and their packages.</w:t>
-        <w:br/>
-        <w:t>Sunday, we were scheduled to head back into negotiations with</w:t>
-        <w:br/>
-        <w:t>the union representing 2,000 UPS pilots -- the Independent Pilots</w:t>
-        <w:br/>
-        <w:t>Association (IPA). Before resuming these negotiations, the union's</w:t>
-        <w:br/>
-        <w:t>leader was already threatening a strike. As with our negotiations</w:t>
-        <w:br/>
-        <w:t>with the Teamsters, the head of the IPA has cast himself as a</w:t>
-        <w:br/>
-        <w:t>defender of the working class.</w:t>
-        <w:br/>
-        <w:t>Of course, in this case the "class" he represents is an elite</w:t>
-        <w:br/>
-        <w:t>group whose salaries exceed $ 100,000 a year. During previous negotiating</w:t>
-        <w:br/>
-        <w:t>sessions, UPS offered significant increases in pilot compensation.</w:t>
-        <w:br/>
-        <w:t>In fact, under the company's last proposal, the average pilot's</w:t>
-        <w:br/>
-        <w:t>pay at UPS would rise to more than $ 155,000 a year. To break that</w:t>
-        <w:br/>
-        <w:t>down, UPS has offered to raise the average captain's pay to $ 199,000,</w:t>
-        <w:br/>
-        <w:t>co-pilot's pay to $ 134,000 and flight engineers to $ 93,000 a year.</w:t>
-        <w:br/>
-        <w:t>These salaries are virtually unattainable for most working Americans</w:t>
-        <w:br/>
-        <w:t>and are among the highest for union pilots in the U.S. with similar</w:t>
-        <w:br/>
-        <w:t>seniority.</w:t>
-        <w:br/>
-        <w:t>We greatly value the efforts of our pilots. Their proficiency</w:t>
-        <w:br/>
-        <w:t>and safety record are unsurpassed. They are highly trained, highly</w:t>
-        <w:br/>
-        <w:t>compensated individuals, and we are very proud of their record.</w:t>
-        <w:br/>
-        <w:t>Given these circumstances, it's irresponsible for IPA president</w:t>
-        <w:br/>
-        <w:t>Bob Miller to beat the drum for another strike. While hard-working</w:t>
-        <w:br/>
-        <w:t>UPS drivers are back out on the streets, trying to recapture the</w:t>
-        <w:br/>
-        <w:t>lost business and confidence of their customers, Miller is threatening</w:t>
-        <w:br/>
-        <w:t>to drag them into another strike which would be destructive for</w:t>
-        <w:br/>
-        <w:t>everyone concerned.</w:t>
-        <w:br/>
-        <w:t>Coming on the heels of the strike against UPS called by the Teamsters</w:t>
-        <w:br/>
-        <w:t>leadership, we find Miller's comments to be opportunistic at best.</w:t>
-        <w:br/>
-        <w:t>The lesson from this incident is that no one wins in a strike.</w:t>
-        <w:br/>
-        <w:t>We can only hope that the IPA leadership has the interests of</w:t>
-        <w:br/>
-        <w:t>its members foremost in mind and has learned this lesson, too.</w:t>
-        <w:br/>
-        <w:t xml:space="preserve">John W. Alden is vice chairman of United Parcel Service. </w:t>
+        <w:t>Ted Cox's column appears Monday and Wednesday in Suburban Living, and Thursday in Sports and Friday in Time out!</w:t>
         <w:br/>
         <w:br/>
         <w:t>Graphic</w:t>
@@ -167,7 +99,7 @@
         <w:br/>
         <w:t xml:space="preserve"> </w:t>
         <w:br/>
-        <w:t>PHOTO, B/W, Jeffrey Phelps, AP</w:t>
+        <w:t>Tom Selleck is back, and CBS has got him. Too bad after hiring him they couldn't afford any writers.</w:t>
       </w:r>
     </w:p>
     <w:sectPr>

--- a/example_articles/states/Colorado/4.states_Colorado_Other_publisher.docx
+++ b/example_articles/states/Colorado/4.states_Colorado_Other_publisher.docx
@@ -7,7 +7,9 @@
         <w:pStyle w:val="Heading1"/>
       </w:pPr>
       <w:r>
-        <w:t>For openers, 'Closer' has the cast, but falls short when it comes to writers</w:t>
+        <w:t>Denver embraces its smokers;</w:t>
+        <w:br/>
+        <w:t>A strapped city won't chase diners to the suburbs.</w:t>
       </w:r>
     </w:p>
     <w:p>
@@ -17,17 +19,17 @@
     </w:p>
     <w:p>
       <w:r>
-        <w:t>Date: 1998-02-18</w:t>
+        <w:t>Date: 2003-07-20</w:t>
       </w:r>
     </w:p>
     <w:p>
       <w:r>
-        <w:t>Section: FoodPlus;</w:t>
+        <w:t>Section: NATIONAL; Pg. A13</w:t>
       </w:r>
     </w:p>
     <w:p>
       <w:r>
-        <w:t>Source file: Other publishers/Files (500) (26).DOCX</w:t>
+        <w:t>Source file: Other publishers/Files (500) (22).DOCX</w:t>
       </w:r>
     </w:p>
     <w:p>
@@ -49,57 +51,47 @@
     </w:p>
     <w:p>
       <w:r>
-        <w:t>In the TV world, midseason arrives a little later than usual this year.</w:t>
+        <w:t>The Mile High City may have lots of physically fit, health-conscious hikers and bikers, but it is way behind cities including New York, Boston and Dallas when it comes to cracking down on smoking.</w:t>
         <w:br/>
-        <w:t>Must be El Nino again.</w:t>
+        <w:t>The City Council recently scrapped a proposed ban on smoking in restaurants after the council president, a smoker, said a public hearing would be a waste of time. And the incoming mayor? He is a brewpub owner who favors an unlikely "regional" ban.</w:t>
         <w:br/>
-        <w:t>Make that El Nino combined with the Winter Olympics. With the major networks figuring that CBS had a lock on February sweeps with its coverage of the Nagano games - figuring wrong, as it turned out - they delayed most midseason replacement series until March.</w:t>
+        <w:t>Banning smoking is always a tough sell, but in a state where just 15 percent of adults are obese - the lowest rate in the nation - and 14,000-foot peaks beckon from a few miles away, many are wondering why there is even a debate. Even working-class Pueblo has a smoking ban.</w:t>
         <w:br/>
-        <w:t>Right about now, having had my fill of the judging scandal in Olympic ice dancing, I'd welcome just about any new show to the prime-time schedule - although I'd probably draw the line at a sitcom starring Tony Danza, John Ritter and Betty White.</w:t>
+        <w:t>"It's stunning," City Councilwoman Susan Barnes-Gelt said. "With our reputation of being a progressive city in fitness and health, it's inconceivable."</w:t>
         <w:br/>
-        <w:t>In any case, after the Olympics comes the deluge. In March, NBC unveils "House Rules," a new sitcom starring the likable Maria Pitillo of the failed Fox show "Partners," and "Lateline," a "Nightline" spoof put together by Al Franken. ABC responds with the working-class sitcom "These Are the Days," and Fox chimes in with the aptly named "Two Guys, a Girl and a Pizza Place" and the new twentysomething drama "Significant Others." Warner Bros. and the United Paramount Network have new shows in the chute as well.</w:t>
+        <w:t>Opponents of a ban say the measure would have sent smokers to the suburbs and is the last thing Denver's struggling economy needs. The city is facing a $50 million budget deficit and expects to lay off scores of workers.</w:t>
         <w:br/>
-        <w:t>But CBS tries to retain the initiative by trotting out its two big new shows next week, almost immediately after the Olympic closing ceremonies in Japan.</w:t>
+        <w:t>People 'on the edge'</w:t>
         <w:br/>
-        <w:t>"The Closer," featuring Tom Selleck's return to series television, debuts at 8 p.m. Monday, giving CBS a block of guy sitcoms to go up against NBC's gal-pal lineup. "Four Corners," a new Western-flavored drama starring Ann-Margret, follows on Tuesday.</w:t>
+        <w:t>"There's a lot of people who are on the edge, and we don't want to push these people over the edge and out of business," said Cindy Weindling of the Colorado Restaurant Association.</w:t>
         <w:br/>
-        <w:t>With February sweeps still running their course, that means a logjam develops next week, when I'll be looking at the new "American Experience" miniseries on Ronald Reagan on Monday. So I'll offer a sneak peek at "The Closer" today.</w:t>
+        <w:t>Smoking bans in restaurants and even bars have been approved in about 100 cities and towns across the nation, according to the antismoking group Americans for Nonsmokers' Rights.</w:t>
         <w:br/>
-        <w:t>"Four Corners" I'll get to after its debut, but as for "The Closer" I can offer this review in miniature: new CBS show, same CBS problems.</w:t>
+        <w:t>However, the trend seems largely confined to the Northeast and West Coast. Just four states - California, Delaware, New York and Florida - ban smoking in restaurants; Connecticut will join the list in October and Maine in January.</w:t>
         <w:br/>
-        <w:t>CBS President Les Moonves has tried to rebuild the network around established stars. Sometimes that has worked (if only barely), as with Bill Cosby's new sitcom. Sometimes it has failed, as with Ted Danson's "Ink" last year and Danny Aiello's "Dellaventura" this year. Then there are the mixed blessings, like Don Johnson's "Nash Bridges" and Bob Newhart's "George &amp; Leo."</w:t>
+        <w:t>Though the presence of the tobacco industry might explain the reluctance to ban smoking in the South, something different may be at work in Denver.</w:t>
         <w:br/>
-        <w:t>Consider "The Closer" a mixed blessing. Like Newhart's teaming with Judd Hirsch in "George &amp; Leo," "The Closer" matches up Selleck with a talented cast, including TV veteran Ed Asner and TV newcomer Penelope Ann Miller.</w:t>
+        <w:t>"Western individualism is often a strength in this region," said Daniel Kemmis, director of the Center for the Rocky Mountain West at the University of Montana and a former Missoula, Mont., mayor. "I'd be surprised if any interior Western state would pass a statewide smoking ban."</w:t>
         <w:br/>
-        <w:t>Unfortunately, after shelling out what must have been big bucks to put together that impressive group, Moonves apparently had nothing left to hire a writing staff. In Monday's debut, Selleck, Asner and Miller all have to dig for laughs where there are none in the script. The pace is fast, the direction is fluid, the acting is enjoyable; it's just that there aren't any real jokes.</w:t>
+        <w:t>Health advocates in Washington state have tried unsuccessfully to enact a statewide restaurant smoking ban, while smoking is still allowed in restaurants in Portland, Ore., an outdoorsy city like Denver. Las Cruces, N.M., voters rejected a proposal this year to limit smoking in restaurants. Activists trying to get smoking banned in Colorado Springs restaurants abandoned their effort after falling more than 9,000 signatures short of getting the measure on the ballot.</w:t>
         <w:br/>
-        <w:t>In fact, the quality of the writing stoops so low, Asner has to resort to saying the word "ass" for yuks in the first 30 seconds, and Selleck soon adds to that witty repartee by comparing his life to a "big crap sandwich."</w:t>
+        <w:t>Belying a healthy image</w:t>
         <w:br/>
-        <w:t>Oh, how the mighty have fallen.</w:t>
+        <w:t>Montana Gov. Judy Martz signed a law in April aimed at overturning a voter-approved smoking ban in Helena's bars and restaurants after business owners complained they were losing money. A month earlier, researchers had credited the ban with reducing hospital admissions for heart attacks.</w:t>
         <w:br/>
-        <w:t>For all that, "The Closer" remains - yes, that worst of all possible things on TV -  a promising show. Selleck is charming</w:t>
+        <w:t>Despite its healthy image, Colorado was ranked only 31st for clean indoor air laws by the American Lung Association. The group also gave the state an "F" for its lack of smoke-free workplaces and government buildings; smoking is still permitted in a hallway at the Capitol.</w:t>
         <w:br/>
-        <w:t xml:space="preserve"> and manipulative as the title character, an advertising executive with a flair for hooking clients. Monday's debut finds him fired from his big-agency gig after he loses the ad account for the U.S. Army. (It seems he couldn't resist thrashing the president on the golf course.) So he takes his "team" and starts his own firm.</w:t>
+        <w:t>And despite Denver's healthy lifestyle, nearly a quarter of its residents, 103,000 people, are smokers, according to the state Health Department. That is near the national average of 23 percent.</w:t>
         <w:br/>
-        <w:t>Asner plays a variation on Lou Grant as the veteran ad man Dobbs, gruff but with a hidden heart. Miller is Erica, a former New York City accountant and Seven Sisters alumna distressed to find herself working in the "boonies" of Denver.</w:t>
+        <w:t>No Colorado municipality taxes cigarette sales, and the state imposes only a modest 20-cent-per-pack tax on wholesalers.</w:t>
         <w:br/>
-        <w:t>The cast is filled out in predictabe form by Suzy Nakamura as the cynical, knowing Asian woman and David Krumholtz as the young nebbish.</w:t>
+        <w:t>The proposal pushed by Smoke-Free Denver would have restricted smoking to cigar bars, private clubs, and bars that derive at least 70 percent of their revenue from alcohol.</w:t>
         <w:br/>
-        <w:t>Krumholtz's Bruno is not gay, at least not at first glance. In that, "The Closer" bucks the current trend in television. Otherwise, however, it's a by-the-numbers sitcom.</w:t>
+        <w:t>The plan was rejected 7-5 by the City Council last month, a week after Council President Cathy Reynolds took the unusual step of a canceling a public hearing.</w:t>
         <w:br/>
-        <w:t>What's promising about it? Well, for one thing, three of the numbers are filled with Selleck, Asner and Miller. For another, Hedy Burress plays Selleck's mirror-image daughter, Alex, a master manipulator of the master manipulator. Also, a viewer hopes the show can make good use of Michael McKean ("Laverne &amp; Shirley," "This Is Spinal Tap"), who doesn't quite get the chance he needs to steal a couple of scenes as a rival ad exec in Monday's debut, but who comes close enough to merit more attention.</w:t>
+        <w:t>Supporters of the ban point out that Reynolds accepted $6,000 from tobacco interests during her last two campaigns. She also works in a smoke-free building, but smokes anyway because city law allows it in enclosed offices occupied exclusively by smokers.</w:t>
         <w:br/>
-        <w:t>So "The Closer" is just good enough to keep dragging a viewer back - against his or her better judgment - from week to week. In that, it is the perfect lead-in for "George &amp; Leo."</w:t>
-        <w:br/>
-        <w:t>Ted Cox's column appears Monday and Wednesday in Suburban Living, and Thursday in Sports and Friday in Time out!</w:t>
-        <w:br/>
-        <w:br/>
-        <w:t>Graphic</w:t>
-        <w:br/>
-        <w:br/>
-        <w:t xml:space="preserve"> </w:t>
-        <w:br/>
-        <w:t>Tom Selleck is back, and CBS has got him. Too bad after hiring him they couldn't afford any writers.</w:t>
+        <w:t>Mayor-elect John Hickenlooper opposes any smoking ban that does not have a regional reach. And all 10 of the incoming council members say they are reluctant to pass a citywide ban.</w:t>
       </w:r>
     </w:p>
     <w:sectPr>

--- a/example_articles/states/Colorado/4.states_Colorado_Other_publisher.docx
+++ b/example_articles/states/Colorado/4.states_Colorado_Other_publisher.docx
@@ -34,7 +34,7 @@
     </w:p>
     <w:p>
       <w:r>
-        <w:t>Raw locations result, 'locations': ['Colorado']</w:t>
+        <w:t>Raw locations result, 'locations': ['Colorado', 'Pueblo']</w:t>
       </w:r>
     </w:p>
     <w:p>
